--- a/contract.docx
+++ b/contract.docx
@@ -19,59 +19,49 @@
           <w:szCs w:val="22"/>
         </w:rPr>
       </w:pPr>
-      <w:r>
-        <w:fldChar w:fldCharType="begin"/>
-      </w:r>
-      <w:r>
-        <w:instrText>HYPERLINK "http://upload.wikimedia.org/wikipedia/commons/b/bc/Region_hovedstaden_logo.png" \h</w:instrText>
-      </w:r>
-      <w:r>
-        <w:fldChar w:fldCharType="separate"/>
-      </w:r>
-      <w:r>
-        <w:rPr>
-          <w:noProof/>
-          <w:color w:val="0000FF"/>
-        </w:rPr>
-        <w:drawing>
-          <wp:inline distT="0" distB="0" distL="114300" distR="114300" wp14:anchorId="223A9D33" wp14:editId="3DAD7BE7">
-            <wp:extent cx="2085340" cy="732155"/>
-            <wp:effectExtent l="0" t="0" r="0" b="0"/>
-            <wp:docPr id="1027" name="image1.png" descr="Fil:Region hovedstaden logo.png"/>
-            <wp:cNvGraphicFramePr/>
-            <a:graphic xmlns:a="http://schemas.openxmlformats.org/drawingml/2006/main">
-              <a:graphicData uri="http://schemas.openxmlformats.org/drawingml/2006/picture">
-                <pic:pic xmlns:pic="http://schemas.openxmlformats.org/drawingml/2006/picture">
-                  <pic:nvPicPr>
-                    <pic:cNvPr id="0" name="image1.png" descr="Fil:Region hovedstaden logo.png"/>
-                    <pic:cNvPicPr preferRelativeResize="0"/>
-                  </pic:nvPicPr>
-                  <pic:blipFill>
-                    <a:blip r:embed="rId9"/>
-                    <a:srcRect/>
-                    <a:stretch>
-                      <a:fillRect/>
-                    </a:stretch>
-                  </pic:blipFill>
-                  <pic:spPr>
-                    <a:xfrm>
-                      <a:off x="0" y="0"/>
-                      <a:ext cx="2085340" cy="732155"/>
-                    </a:xfrm>
-                    <a:prstGeom prst="rect">
-                      <a:avLst/>
-                    </a:prstGeom>
-                    <a:ln/>
-                  </pic:spPr>
-                </pic:pic>
-              </a:graphicData>
-            </a:graphic>
-          </wp:inline>
-        </w:drawing>
-      </w:r>
-      <w:r>
-        <w:fldChar w:fldCharType="end"/>
-      </w:r>
+      <w:hyperlink r:id="rId9">
+        <w:r>
+          <w:rPr>
+            <w:noProof/>
+            <w:color w:val="0000FF"/>
+          </w:rPr>
+          <w:drawing>
+            <wp:inline distT="0" distB="0" distL="114300" distR="114300" wp14:anchorId="223A9D33" wp14:editId="3DAD7BE7">
+              <wp:extent cx="2085340" cy="732155"/>
+              <wp:effectExtent l="0" t="0" r="0" b="0"/>
+              <wp:docPr id="1027" name="image1.png" descr="Fil:Region hovedstaden logo.png"/>
+              <wp:cNvGraphicFramePr/>
+              <a:graphic xmlns:a="http://schemas.openxmlformats.org/drawingml/2006/main">
+                <a:graphicData uri="http://schemas.openxmlformats.org/drawingml/2006/picture">
+                  <pic:pic xmlns:pic="http://schemas.openxmlformats.org/drawingml/2006/picture">
+                    <pic:nvPicPr>
+                      <pic:cNvPr id="0" name="image1.png" descr="Fil:Region hovedstaden logo.png"/>
+                      <pic:cNvPicPr preferRelativeResize="0"/>
+                    </pic:nvPicPr>
+                    <pic:blipFill>
+                      <a:blip r:embed="rId10"/>
+                      <a:srcRect/>
+                      <a:stretch>
+                        <a:fillRect/>
+                      </a:stretch>
+                    </pic:blipFill>
+                    <pic:spPr>
+                      <a:xfrm>
+                        <a:off x="0" y="0"/>
+                        <a:ext cx="2085340" cy="732155"/>
+                      </a:xfrm>
+                      <a:prstGeom prst="rect">
+                        <a:avLst/>
+                      </a:prstGeom>
+                      <a:ln/>
+                    </pic:spPr>
+                  </pic:pic>
+                </a:graphicData>
+              </a:graphic>
+            </wp:inline>
+          </w:drawing>
+        </w:r>
+      </w:hyperlink>
     </w:p>
     <w:p>
       <w:pPr>
@@ -456,7 +446,7 @@
         </w:rPr>
         <w:t xml:space="preserve"> </w:t>
       </w:r>
-      <w:hyperlink r:id="rId10" w:history="1">
+      <w:hyperlink r:id="rId11" w:history="1">
         <w:r>
           <w:rPr>
             <w:rStyle w:val="Hyperlink"/>
@@ -888,9 +878,8 @@
           <w:szCs w:val="22"/>
           <w:highlight w:val="white"/>
         </w:rPr>
-        <w:t xml:space="preserve"> (the Public-</w:t>
-      </w:r>
-      <w:proofErr w:type="spellStart"/>
+        <w:t xml:space="preserve"> (the Public-nEUro platform, detailed in Schedule A) that facilitates sharing of brain imaging research data in accordance with the European General Data Protection Regulation (GDPR</w:t>
+      </w:r>
       <w:r>
         <w:rPr>
           <w:rFonts w:asciiTheme="majorHAnsi" w:eastAsia="Calibri" w:hAnsiTheme="majorHAnsi" w:cstheme="majorHAnsi"/>
@@ -899,9 +888,8 @@
           <w:szCs w:val="22"/>
           <w:highlight w:val="white"/>
         </w:rPr>
-        <w:t>nEUro</w:t>
-      </w:r>
-      <w:proofErr w:type="spellEnd"/>
+        <w:t>)</w:t>
+      </w:r>
       <w:r>
         <w:rPr>
           <w:rFonts w:asciiTheme="majorHAnsi" w:eastAsia="Calibri" w:hAnsiTheme="majorHAnsi" w:cstheme="majorHAnsi"/>
@@ -910,7 +898,7 @@
           <w:szCs w:val="22"/>
           <w:highlight w:val="white"/>
         </w:rPr>
-        <w:t xml:space="preserve"> platform, detailed in Schedule A) that facilitates sharing of brain imaging research data in accordance with the European General Data Protection Regulation (GDPR</w:t>
+        <w:t>, and in compliance with the FAIR principles</w:t>
       </w:r>
       <w:r>
         <w:rPr>
@@ -920,8 +908,97 @@
           <w:szCs w:val="22"/>
           <w:highlight w:val="white"/>
         </w:rPr>
+        <w:t xml:space="preserve"> (</w:t>
+      </w:r>
+      <w:r>
+        <w:rPr>
+          <w:rFonts w:asciiTheme="majorHAnsi" w:eastAsia="Calibri" w:hAnsiTheme="majorHAnsi" w:cstheme="majorHAnsi"/>
+          <w:color w:val="222222"/>
+          <w:sz w:val="22"/>
+          <w:szCs w:val="22"/>
+          <w:highlight w:val="white"/>
+        </w:rPr>
+        <w:t>i.e., that research data should be Findable, Accessible, Interoperable and Reusable</w:t>
+      </w:r>
+      <w:r>
+        <w:rPr>
+          <w:rFonts w:asciiTheme="majorHAnsi" w:eastAsia="Calibri" w:hAnsiTheme="majorHAnsi" w:cstheme="majorHAnsi"/>
+          <w:color w:val="222222"/>
+          <w:sz w:val="22"/>
+          <w:szCs w:val="22"/>
+          <w:highlight w:val="white"/>
+        </w:rPr>
         <w:t>)</w:t>
       </w:r>
+    </w:p>
+    <w:p>
+      <w:pPr>
+        <w:spacing w:line="240" w:lineRule="auto"/>
+        <w:ind w:leftChars="0" w:left="0" w:firstLineChars="0" w:firstLine="284"/>
+        <w:contextualSpacing/>
+        <w:rPr>
+          <w:rFonts w:asciiTheme="majorHAnsi" w:eastAsia="Calibri" w:hAnsiTheme="majorHAnsi" w:cstheme="majorHAnsi"/>
+          <w:sz w:val="22"/>
+          <w:szCs w:val="22"/>
+        </w:rPr>
+      </w:pPr>
+      <w:r>
+        <w:rPr>
+          <w:rFonts w:asciiTheme="majorHAnsi" w:eastAsia="Calibri" w:hAnsiTheme="majorHAnsi" w:cstheme="majorHAnsi"/>
+          <w:b/>
+          <w:sz w:val="22"/>
+          <w:szCs w:val="22"/>
+        </w:rPr>
+        <w:t>WHEREAS,</w:t>
+      </w:r>
+      <w:r>
+        <w:rPr>
+          <w:rFonts w:asciiTheme="majorHAnsi" w:eastAsia="Calibri" w:hAnsiTheme="majorHAnsi" w:cstheme="majorHAnsi"/>
+          <w:sz w:val="22"/>
+          <w:szCs w:val="22"/>
+        </w:rPr>
+        <w:t xml:space="preserve"> Institution is in possession of brain imaging research data</w:t>
+      </w:r>
+      <w:r>
+        <w:rPr>
+          <w:rFonts w:asciiTheme="majorHAnsi" w:eastAsia="Calibri" w:hAnsiTheme="majorHAnsi" w:cstheme="majorHAnsi"/>
+          <w:sz w:val="22"/>
+          <w:szCs w:val="22"/>
+        </w:rPr>
+        <w:t xml:space="preserve"> obtained by research projects carried out at </w:t>
+      </w:r>
+      <w:r>
+        <w:rPr>
+          <w:rFonts w:asciiTheme="majorHAnsi" w:eastAsia="Calibri" w:hAnsiTheme="majorHAnsi" w:cstheme="majorHAnsi"/>
+          <w:sz w:val="22"/>
+          <w:szCs w:val="22"/>
+        </w:rPr>
+        <w:t>I</w:t>
+      </w:r>
+      <w:r>
+        <w:rPr>
+          <w:rFonts w:asciiTheme="majorHAnsi" w:eastAsia="Calibri" w:hAnsiTheme="majorHAnsi" w:cstheme="majorHAnsi"/>
+          <w:sz w:val="22"/>
+          <w:szCs w:val="22"/>
+        </w:rPr>
+        <w:t>nstitution</w:t>
+      </w:r>
+      <w:r>
+        <w:rPr>
+          <w:rFonts w:asciiTheme="majorHAnsi" w:eastAsia="Calibri" w:hAnsiTheme="majorHAnsi" w:cstheme="majorHAnsi"/>
+          <w:sz w:val="22"/>
+          <w:szCs w:val="22"/>
+        </w:rPr>
+        <w:t xml:space="preserve">, </w:t>
+      </w:r>
+      <w:r>
+        <w:rPr>
+          <w:rFonts w:asciiTheme="majorHAnsi" w:eastAsia="Calibri" w:hAnsiTheme="majorHAnsi" w:cstheme="majorHAnsi"/>
+          <w:sz w:val="22"/>
+          <w:szCs w:val="22"/>
+        </w:rPr>
+        <w:t xml:space="preserve">hereinafter referred to as Institution Data and wishes to make Institution Data available to interested users via the </w:t>
+      </w:r>
       <w:r>
         <w:rPr>
           <w:rFonts w:asciiTheme="majorHAnsi" w:eastAsia="Calibri" w:hAnsiTheme="majorHAnsi" w:cstheme="majorHAnsi"/>
@@ -930,140 +1007,7 @@
           <w:szCs w:val="22"/>
           <w:highlight w:val="white"/>
         </w:rPr>
-        <w:t>, and in compliance with the FAIR principles</w:t>
-      </w:r>
-      <w:r>
-        <w:rPr>
-          <w:rFonts w:asciiTheme="majorHAnsi" w:eastAsia="Calibri" w:hAnsiTheme="majorHAnsi" w:cstheme="majorHAnsi"/>
-          <w:color w:val="222222"/>
-          <w:sz w:val="22"/>
-          <w:szCs w:val="22"/>
-          <w:highlight w:val="white"/>
-        </w:rPr>
-        <w:t xml:space="preserve"> (</w:t>
-      </w:r>
-      <w:r>
-        <w:rPr>
-          <w:rFonts w:asciiTheme="majorHAnsi" w:eastAsia="Calibri" w:hAnsiTheme="majorHAnsi" w:cstheme="majorHAnsi"/>
-          <w:color w:val="222222"/>
-          <w:sz w:val="22"/>
-          <w:szCs w:val="22"/>
-          <w:highlight w:val="white"/>
-        </w:rPr>
-        <w:t>i.e., that research data should be Findable, Accessible, Interoperable and Reusable</w:t>
-      </w:r>
-      <w:r>
-        <w:rPr>
-          <w:rFonts w:asciiTheme="majorHAnsi" w:eastAsia="Calibri" w:hAnsiTheme="majorHAnsi" w:cstheme="majorHAnsi"/>
-          <w:color w:val="222222"/>
-          <w:sz w:val="22"/>
-          <w:szCs w:val="22"/>
-          <w:highlight w:val="white"/>
-        </w:rPr>
-        <w:t>)</w:t>
-      </w:r>
-    </w:p>
-    <w:p>
-      <w:pPr>
-        <w:spacing w:line="240" w:lineRule="auto"/>
-        <w:ind w:leftChars="0" w:left="0" w:firstLineChars="0" w:firstLine="284"/>
-        <w:contextualSpacing/>
-        <w:rPr>
-          <w:rFonts w:asciiTheme="majorHAnsi" w:eastAsia="Calibri" w:hAnsiTheme="majorHAnsi" w:cstheme="majorHAnsi"/>
-          <w:sz w:val="22"/>
-          <w:szCs w:val="22"/>
-        </w:rPr>
-      </w:pPr>
-      <w:proofErr w:type="gramStart"/>
-      <w:r>
-        <w:rPr>
-          <w:rFonts w:asciiTheme="majorHAnsi" w:eastAsia="Calibri" w:hAnsiTheme="majorHAnsi" w:cstheme="majorHAnsi"/>
-          <w:b/>
-          <w:sz w:val="22"/>
-          <w:szCs w:val="22"/>
-        </w:rPr>
-        <w:t>WHEREAS,</w:t>
-      </w:r>
-      <w:proofErr w:type="gramEnd"/>
-      <w:r>
-        <w:rPr>
-          <w:rFonts w:asciiTheme="majorHAnsi" w:eastAsia="Calibri" w:hAnsiTheme="majorHAnsi" w:cstheme="majorHAnsi"/>
-          <w:sz w:val="22"/>
-          <w:szCs w:val="22"/>
-        </w:rPr>
-        <w:t xml:space="preserve"> Institution is in possession of brain imaging research data</w:t>
-      </w:r>
-      <w:r>
-        <w:rPr>
-          <w:rFonts w:asciiTheme="majorHAnsi" w:eastAsia="Calibri" w:hAnsiTheme="majorHAnsi" w:cstheme="majorHAnsi"/>
-          <w:sz w:val="22"/>
-          <w:szCs w:val="22"/>
-        </w:rPr>
-        <w:t xml:space="preserve"> obtained by research projects carried out at </w:t>
-      </w:r>
-      <w:r>
-        <w:rPr>
-          <w:rFonts w:asciiTheme="majorHAnsi" w:eastAsia="Calibri" w:hAnsiTheme="majorHAnsi" w:cstheme="majorHAnsi"/>
-          <w:sz w:val="22"/>
-          <w:szCs w:val="22"/>
-        </w:rPr>
-        <w:t>I</w:t>
-      </w:r>
-      <w:r>
-        <w:rPr>
-          <w:rFonts w:asciiTheme="majorHAnsi" w:eastAsia="Calibri" w:hAnsiTheme="majorHAnsi" w:cstheme="majorHAnsi"/>
-          <w:sz w:val="22"/>
-          <w:szCs w:val="22"/>
-        </w:rPr>
-        <w:t>nstitution</w:t>
-      </w:r>
-      <w:r>
-        <w:rPr>
-          <w:rFonts w:asciiTheme="majorHAnsi" w:eastAsia="Calibri" w:hAnsiTheme="majorHAnsi" w:cstheme="majorHAnsi"/>
-          <w:sz w:val="22"/>
-          <w:szCs w:val="22"/>
-        </w:rPr>
-        <w:t xml:space="preserve">, </w:t>
-      </w:r>
-      <w:r>
-        <w:rPr>
-          <w:rFonts w:asciiTheme="majorHAnsi" w:eastAsia="Calibri" w:hAnsiTheme="majorHAnsi" w:cstheme="majorHAnsi"/>
-          <w:sz w:val="22"/>
-          <w:szCs w:val="22"/>
-        </w:rPr>
-        <w:t xml:space="preserve">hereinafter referred to as Institution Data and wishes to make Institution Data available to interested users via the </w:t>
-      </w:r>
-      <w:r>
-        <w:rPr>
-          <w:rFonts w:asciiTheme="majorHAnsi" w:eastAsia="Calibri" w:hAnsiTheme="majorHAnsi" w:cstheme="majorHAnsi"/>
-          <w:color w:val="222222"/>
-          <w:sz w:val="22"/>
-          <w:szCs w:val="22"/>
-          <w:highlight w:val="white"/>
-        </w:rPr>
-        <w:t>Public-</w:t>
-      </w:r>
-      <w:proofErr w:type="spellStart"/>
-      <w:r>
-        <w:rPr>
-          <w:rFonts w:asciiTheme="majorHAnsi" w:eastAsia="Calibri" w:hAnsiTheme="majorHAnsi" w:cstheme="majorHAnsi"/>
-          <w:color w:val="222222"/>
-          <w:sz w:val="22"/>
-          <w:szCs w:val="22"/>
-          <w:highlight w:val="white"/>
-        </w:rPr>
-        <w:t>nEUro</w:t>
-      </w:r>
-      <w:proofErr w:type="spellEnd"/>
-      <w:r>
-        <w:rPr>
-          <w:rFonts w:asciiTheme="majorHAnsi" w:eastAsia="Calibri" w:hAnsiTheme="majorHAnsi" w:cstheme="majorHAnsi"/>
-          <w:color w:val="222222"/>
-          <w:sz w:val="22"/>
-          <w:szCs w:val="22"/>
-          <w:highlight w:val="white"/>
-        </w:rPr>
-        <w:t xml:space="preserve"> platform</w:t>
+        <w:t>Public-nEUro platform</w:t>
       </w:r>
       <w:r>
         <w:rPr>
@@ -3158,36 +3102,8 @@
           <w:sz w:val="22"/>
           <w:szCs w:val="22"/>
         </w:rPr>
-        <w:t xml:space="preserve">Head of </w:t>
-      </w:r>
-      <w:proofErr w:type="spellStart"/>
-      <w:r>
-        <w:rPr>
-          <w:rFonts w:asciiTheme="majorHAnsi" w:eastAsia="Calibri" w:hAnsiTheme="majorHAnsi" w:cstheme="majorHAnsi"/>
-          <w:sz w:val="22"/>
-          <w:szCs w:val="22"/>
-        </w:rPr>
-        <w:t>OpenNeuroPET</w:t>
-      </w:r>
-      <w:proofErr w:type="spellEnd"/>
-      <w:r>
-        <w:rPr>
-          <w:rFonts w:asciiTheme="majorHAnsi" w:eastAsia="Calibri" w:hAnsiTheme="majorHAnsi" w:cstheme="majorHAnsi"/>
-          <w:sz w:val="22"/>
-          <w:szCs w:val="22"/>
-        </w:rPr>
-        <w:t>, Technical Lead of Public-</w:t>
-      </w:r>
-      <w:proofErr w:type="spellStart"/>
-      <w:r>
-        <w:rPr>
-          <w:rFonts w:asciiTheme="majorHAnsi" w:eastAsia="Calibri" w:hAnsiTheme="majorHAnsi" w:cstheme="majorHAnsi"/>
-          <w:sz w:val="22"/>
-          <w:szCs w:val="22"/>
-        </w:rPr>
-        <w:t>nEUro</w:t>
-      </w:r>
-      <w:proofErr w:type="spellEnd"/>
+        <w:t>Head of OpenNeuroPET, Technical Lead of Public-nEUro</w:t>
+      </w:r>
     </w:p>
     <w:p>
       <w:pPr>
@@ -3328,25 +3244,7 @@
           <w:sz w:val="22"/>
           <w:szCs w:val="22"/>
         </w:rPr>
-        <w:t xml:space="preserve">Neurobiology Research Unit </w:t>
-      </w:r>
-      <w:proofErr w:type="spellStart"/>
-      <w:r>
-        <w:rPr>
-          <w:rFonts w:asciiTheme="majorHAnsi" w:eastAsia="Calibri" w:hAnsiTheme="majorHAnsi" w:cstheme="majorHAnsi"/>
-          <w:sz w:val="22"/>
-          <w:szCs w:val="22"/>
-        </w:rPr>
-        <w:t>center</w:t>
-      </w:r>
-      <w:proofErr w:type="spellEnd"/>
-      <w:r>
-        <w:rPr>
-          <w:rFonts w:asciiTheme="majorHAnsi" w:eastAsia="Calibri" w:hAnsiTheme="majorHAnsi" w:cstheme="majorHAnsi"/>
-          <w:sz w:val="22"/>
-          <w:szCs w:val="22"/>
-        </w:rPr>
-        <w:t xml:space="preserve"> manager</w:t>
+        <w:t>Neurobiology Research Unit center manager</w:t>
       </w:r>
     </w:p>
     <w:p>
@@ -3712,20 +3610,8 @@
           <w:u w:val="single"/>
         </w:rPr>
         <w:lastRenderedPageBreak/>
-        <w:t>SCHEDULE A - Details about Public-</w:t>
-      </w:r>
-      <w:proofErr w:type="spellStart"/>
-      <w:r>
-        <w:rPr>
-          <w:rFonts w:ascii="Calibri" w:eastAsia="Calibri" w:hAnsi="Calibri" w:cs="Calibri"/>
-          <w:b/>
-          <w:sz w:val="22"/>
-          <w:szCs w:val="22"/>
-          <w:u w:val="single"/>
-        </w:rPr>
-        <w:t>nEUro</w:t>
-      </w:r>
-      <w:proofErr w:type="spellEnd"/>
+        <w:t>SCHEDULE A - Details about Public-nEUro</w:t>
+      </w:r>
     </w:p>
     <w:p>
       <w:pPr>
@@ -3772,29 +3658,7 @@
           <w:szCs w:val="22"/>
           <w:highlight w:val="white"/>
         </w:rPr>
-        <w:t>The Public-</w:t>
-      </w:r>
-      <w:proofErr w:type="spellStart"/>
-      <w:r>
-        <w:rPr>
-          <w:rFonts w:ascii="Calibri" w:eastAsia="Calibri" w:hAnsi="Calibri" w:cs="Calibri"/>
-          <w:color w:val="222222"/>
-          <w:sz w:val="22"/>
-          <w:szCs w:val="22"/>
-          <w:highlight w:val="white"/>
-        </w:rPr>
-        <w:t>nEUro</w:t>
-      </w:r>
-      <w:proofErr w:type="spellEnd"/>
-      <w:r>
-        <w:rPr>
-          <w:rFonts w:ascii="Calibri" w:eastAsia="Calibri" w:hAnsi="Calibri" w:cs="Calibri"/>
-          <w:color w:val="222222"/>
-          <w:sz w:val="22"/>
-          <w:szCs w:val="22"/>
-          <w:highlight w:val="white"/>
-        </w:rPr>
-        <w:t xml:space="preserve"> platform provides a secured infrastructure and service enabling FAIR- and GDPR-compliant sharing of Institution Data between Institution and interested users.</w:t>
+        <w:t>The Public-nEUro platform provides a secured infrastructure and service enabling FAIR- and GDPR-compliant sharing of Institution Data between Institution and interested users.</w:t>
       </w:r>
     </w:p>
     <w:p>
@@ -3866,29 +3730,7 @@
           <w:szCs w:val="22"/>
           <w:highlight w:val="white"/>
         </w:rPr>
-        <w:t xml:space="preserve"> (data processor) who makes it available via the Public-</w:t>
-      </w:r>
-      <w:proofErr w:type="spellStart"/>
-      <w:r>
-        <w:rPr>
-          <w:rFonts w:ascii="Calibri" w:eastAsia="Calibri" w:hAnsi="Calibri" w:cs="Calibri"/>
-          <w:color w:val="222222"/>
-          <w:sz w:val="22"/>
-          <w:szCs w:val="22"/>
-          <w:highlight w:val="white"/>
-        </w:rPr>
-        <w:t>nEUro</w:t>
-      </w:r>
-      <w:proofErr w:type="spellEnd"/>
-      <w:r>
-        <w:rPr>
-          <w:rFonts w:ascii="Calibri" w:eastAsia="Calibri" w:hAnsi="Calibri" w:cs="Calibri"/>
-          <w:color w:val="222222"/>
-          <w:sz w:val="22"/>
-          <w:szCs w:val="22"/>
-          <w:highlight w:val="white"/>
-        </w:rPr>
-        <w:t xml:space="preserve"> platform. </w:t>
+        <w:t xml:space="preserve"> (data processor) who makes it available via the Public-nEUro platform. </w:t>
       </w:r>
       <w:r>
         <w:rPr>
@@ -3967,9 +3809,8 @@
           <w:szCs w:val="22"/>
           <w:highlight w:val="white"/>
         </w:rPr>
-        <w:t xml:space="preserve">Institution deposits the Institution Data via a secured file transfer protocol (SFTP) to </w:t>
-      </w:r>
-      <w:proofErr w:type="gramStart"/>
+        <w:t xml:space="preserve">Institution deposits the Institution Data via a secured file transfer protocol (SFTP) to Public-nEUro. In the </w:t>
+      </w:r>
       <w:r>
         <w:rPr>
           <w:rFonts w:ascii="Calibri" w:eastAsia="Calibri" w:hAnsi="Calibri" w:cs="Calibri"/>
@@ -3978,53 +3819,8 @@
           <w:szCs w:val="22"/>
           <w:highlight w:val="white"/>
         </w:rPr>
-        <w:t>Public-</w:t>
-      </w:r>
-      <w:proofErr w:type="spellStart"/>
-      <w:r>
-        <w:rPr>
-          <w:rFonts w:ascii="Calibri" w:eastAsia="Calibri" w:hAnsi="Calibri" w:cs="Calibri"/>
-          <w:color w:val="222222"/>
-          <w:sz w:val="22"/>
-          <w:szCs w:val="22"/>
-          <w:highlight w:val="white"/>
-        </w:rPr>
-        <w:t>nEUro</w:t>
-      </w:r>
-      <w:proofErr w:type="spellEnd"/>
-      <w:proofErr w:type="gramEnd"/>
-      <w:r>
-        <w:rPr>
-          <w:rFonts w:ascii="Calibri" w:eastAsia="Calibri" w:hAnsi="Calibri" w:cs="Calibri"/>
-          <w:color w:val="222222"/>
-          <w:sz w:val="22"/>
-          <w:szCs w:val="22"/>
-          <w:highlight w:val="white"/>
-        </w:rPr>
-        <w:t xml:space="preserve">. In the </w:t>
-      </w:r>
-      <w:r>
-        <w:rPr>
-          <w:rFonts w:ascii="Calibri" w:eastAsia="Calibri" w:hAnsi="Calibri" w:cs="Calibri"/>
-          <w:color w:val="222222"/>
-          <w:sz w:val="22"/>
-          <w:szCs w:val="22"/>
-          <w:highlight w:val="white"/>
-        </w:rPr>
-        <w:t>Public-</w:t>
-      </w:r>
-      <w:proofErr w:type="spellStart"/>
-      <w:r>
-        <w:rPr>
-          <w:rFonts w:ascii="Calibri" w:eastAsia="Calibri" w:hAnsi="Calibri" w:cs="Calibri"/>
-          <w:color w:val="222222"/>
-          <w:sz w:val="22"/>
-          <w:szCs w:val="22"/>
-          <w:highlight w:val="white"/>
-        </w:rPr>
-        <w:t>nEUro</w:t>
-      </w:r>
-      <w:proofErr w:type="spellEnd"/>
+        <w:t>Public-nEUro</w:t>
+      </w:r>
       <w:r>
         <w:rPr>
           <w:rFonts w:ascii="Calibri" w:eastAsia="Calibri" w:hAnsi="Calibri" w:cs="Calibri"/>
@@ -4215,7 +4011,7 @@
                     <pic:cNvPicPr preferRelativeResize="0"/>
                   </pic:nvPicPr>
                   <pic:blipFill>
-                    <a:blip r:embed="rId11"/>
+                    <a:blip r:embed="rId12"/>
                     <a:srcRect/>
                     <a:stretch>
                       <a:fillRect/>
@@ -4274,7 +4070,7 @@
         </w:rPr>
         <w:t xml:space="preserve"> </w:t>
       </w:r>
-      <w:hyperlink r:id="rId12" w:history="1">
+      <w:hyperlink r:id="rId13" w:history="1">
         <w:r>
           <w:rPr>
             <w:rStyle w:val="Hyperlink"/>
@@ -4296,7 +4092,6 @@
         </w:rPr>
         <w:t xml:space="preserve">), </w:t>
       </w:r>
-      <w:proofErr w:type="spellStart"/>
       <w:r>
         <w:rPr>
           <w:rFonts w:ascii="Calibri" w:eastAsia="Calibri" w:hAnsi="Calibri" w:cs="Calibri"/>
@@ -4306,7 +4101,6 @@
         </w:rPr>
         <w:t>OpenNeuro</w:t>
       </w:r>
-      <w:proofErr w:type="spellEnd"/>
       <w:r>
         <w:rPr>
           <w:rFonts w:ascii="Calibri" w:eastAsia="Calibri" w:hAnsi="Calibri" w:cs="Calibri"/>
@@ -4317,7 +4111,7 @@
         </w:rPr>
         <w:t xml:space="preserve"> (US-based repository, </w:t>
       </w:r>
-      <w:hyperlink r:id="rId13" w:history="1">
+      <w:hyperlink r:id="rId14" w:history="1">
         <w:r>
           <w:rPr>
             <w:rStyle w:val="Hyperlink"/>
@@ -4358,7 +4152,7 @@
         </w:rPr>
         <w:t xml:space="preserve"> (Canada-based repository and computational platform, </w:t>
       </w:r>
-      <w:hyperlink r:id="rId14" w:history="1">
+      <w:hyperlink r:id="rId15" w:history="1">
         <w:r>
           <w:rPr>
             <w:rStyle w:val="Hyperlink"/>
@@ -4635,41 +4429,7 @@
           <w:szCs w:val="22"/>
           <w:highlight w:val="white"/>
         </w:rPr>
-        <w:t xml:space="preserve">In any case, Institution must remove any personal identifiers from the Institution Data before upload to </w:t>
-      </w:r>
-      <w:proofErr w:type="gramStart"/>
-      <w:r>
-        <w:rPr>
-          <w:rFonts w:ascii="Calibri" w:eastAsia="Calibri" w:hAnsi="Calibri" w:cs="Calibri"/>
-          <w:color w:val="222222"/>
-          <w:sz w:val="22"/>
-          <w:szCs w:val="22"/>
-          <w:highlight w:val="white"/>
-        </w:rPr>
-        <w:t>Public-</w:t>
-      </w:r>
-      <w:proofErr w:type="spellStart"/>
-      <w:r>
-        <w:rPr>
-          <w:rFonts w:ascii="Calibri" w:eastAsia="Calibri" w:hAnsi="Calibri" w:cs="Calibri"/>
-          <w:color w:val="222222"/>
-          <w:sz w:val="22"/>
-          <w:szCs w:val="22"/>
-          <w:highlight w:val="white"/>
-        </w:rPr>
-        <w:t>nEUro</w:t>
-      </w:r>
-      <w:proofErr w:type="spellEnd"/>
-      <w:proofErr w:type="gramEnd"/>
-      <w:r>
-        <w:rPr>
-          <w:rFonts w:ascii="Calibri" w:eastAsia="Calibri" w:hAnsi="Calibri" w:cs="Calibri"/>
-          <w:color w:val="222222"/>
-          <w:sz w:val="22"/>
-          <w:szCs w:val="22"/>
-          <w:highlight w:val="white"/>
-        </w:rPr>
-        <w:t>. Should the uploaded Institution Data contain anatomical information, Institution may, but is not required to, perform defacing of the data (i.e., to remove any facial information).</w:t>
+        <w:t>In any case, Institution must remove any personal identifiers from the Institution Data before upload to Public-nEUro. Should the uploaded Institution Data contain anatomical information, Institution may, but is not required to, perform defacing of the data (i.e., to remove any facial information).</w:t>
       </w:r>
     </w:p>
     <w:p>
@@ -5081,33 +4841,7 @@
           <w:highlight w:val="white"/>
           <w:u w:val="single"/>
         </w:rPr>
-        <w:t>Data upload to Public-</w:t>
-      </w:r>
-      <w:proofErr w:type="spellStart"/>
-      <w:r>
-        <w:rPr>
-          <w:rFonts w:ascii="Calibri" w:eastAsia="Calibri" w:hAnsi="Calibri" w:cs="Calibri"/>
-          <w:b/>
-          <w:color w:val="222222"/>
-          <w:sz w:val="22"/>
-          <w:szCs w:val="22"/>
-          <w:highlight w:val="white"/>
-          <w:u w:val="single"/>
-        </w:rPr>
-        <w:t>nEUro</w:t>
-      </w:r>
-      <w:proofErr w:type="spellEnd"/>
-      <w:r>
-        <w:rPr>
-          <w:rFonts w:ascii="Calibri" w:eastAsia="Calibri" w:hAnsi="Calibri" w:cs="Calibri"/>
-          <w:b/>
-          <w:color w:val="222222"/>
-          <w:sz w:val="22"/>
-          <w:szCs w:val="22"/>
-          <w:highlight w:val="white"/>
-          <w:u w:val="single"/>
-        </w:rPr>
-        <w:t xml:space="preserve"> and data curation:</w:t>
+        <w:t>Data upload to Public-nEUro and data curation:</w:t>
       </w:r>
     </w:p>
     <w:p>
@@ -5200,9 +4934,8 @@
           <w:szCs w:val="22"/>
           <w:highlight w:val="white"/>
         </w:rPr>
-        <w:t xml:space="preserve"> Public-</w:t>
-      </w:r>
-      <w:proofErr w:type="spellStart"/>
+        <w:t xml:space="preserve"> Public-nEUro. When Institution has performed the data upload, </w:t>
+      </w:r>
       <w:r>
         <w:rPr>
           <w:rFonts w:ascii="Calibri" w:eastAsia="Calibri" w:hAnsi="Calibri" w:cs="Calibri"/>
@@ -5211,9 +4944,8 @@
           <w:szCs w:val="22"/>
           <w:highlight w:val="white"/>
         </w:rPr>
-        <w:t>nEUro</w:t>
-      </w:r>
-      <w:proofErr w:type="spellEnd"/>
+        <w:t>NRU</w:t>
+      </w:r>
       <w:r>
         <w:rPr>
           <w:rFonts w:ascii="Calibri" w:eastAsia="Calibri" w:hAnsi="Calibri" w:cs="Calibri"/>
@@ -5222,7 +4954,7 @@
           <w:szCs w:val="22"/>
           <w:highlight w:val="white"/>
         </w:rPr>
-        <w:t xml:space="preserve">. When Institution has performed the data upload, </w:t>
+        <w:t xml:space="preserve"> will </w:t>
       </w:r>
       <w:r>
         <w:rPr>
@@ -5232,6 +4964,95 @@
           <w:szCs w:val="22"/>
           <w:highlight w:val="white"/>
         </w:rPr>
+        <w:t>performed requested services included but not necessarily limited to</w:t>
+      </w:r>
+      <w:r>
+        <w:rPr>
+          <w:rFonts w:ascii="Calibri" w:eastAsia="Calibri" w:hAnsi="Calibri" w:cs="Calibri"/>
+          <w:color w:val="222222"/>
+          <w:sz w:val="22"/>
+          <w:szCs w:val="22"/>
+          <w:highlight w:val="white"/>
+        </w:rPr>
+        <w:t xml:space="preserve"> quality control</w:t>
+      </w:r>
+      <w:r>
+        <w:rPr>
+          <w:rFonts w:ascii="Calibri" w:eastAsia="Calibri" w:hAnsi="Calibri" w:cs="Calibri"/>
+          <w:color w:val="222222"/>
+          <w:sz w:val="22"/>
+          <w:szCs w:val="22"/>
+          <w:highlight w:val="white"/>
+        </w:rPr>
+        <w:t xml:space="preserve">, </w:t>
+      </w:r>
+      <w:r>
+        <w:rPr>
+          <w:rFonts w:ascii="Calibri" w:eastAsia="Calibri" w:hAnsi="Calibri" w:cs="Calibri"/>
+          <w:color w:val="222222"/>
+          <w:sz w:val="22"/>
+          <w:szCs w:val="22"/>
+          <w:highlight w:val="white"/>
+        </w:rPr>
+        <w:t xml:space="preserve">compliance check on all uploaded data to make sure that all datasets have been successfully pseudonymized and BIDS-curated by Institution before upload, </w:t>
+      </w:r>
+      <w:r>
+        <w:rPr>
+          <w:rFonts w:ascii="Calibri" w:eastAsia="Calibri" w:hAnsi="Calibri" w:cs="Calibri"/>
+          <w:color w:val="222222"/>
+          <w:sz w:val="22"/>
+          <w:szCs w:val="22"/>
+          <w:highlight w:val="white"/>
+        </w:rPr>
+        <w:t xml:space="preserve">metadata enhancement (e.g. metadata schemas for cross-referencing), </w:t>
+      </w:r>
+      <w:r>
+        <w:rPr>
+          <w:rFonts w:ascii="Calibri" w:eastAsia="Calibri" w:hAnsi="Calibri" w:cs="Calibri"/>
+          <w:color w:val="222222"/>
+          <w:sz w:val="22"/>
+          <w:szCs w:val="22"/>
+          <w:highlight w:val="white"/>
+        </w:rPr>
+        <w:t>and that they are accompanied by an associated DUA</w:t>
+      </w:r>
+      <w:r>
+        <w:rPr>
+          <w:rFonts w:ascii="Calibri" w:eastAsia="Calibri" w:hAnsi="Calibri" w:cs="Calibri"/>
+          <w:color w:val="222222"/>
+          <w:sz w:val="22"/>
+          <w:szCs w:val="22"/>
+          <w:highlight w:val="white"/>
+        </w:rPr>
+        <w:t>/SCC</w:t>
+      </w:r>
+      <w:r>
+        <w:rPr>
+          <w:rFonts w:ascii="Calibri" w:eastAsia="Calibri" w:hAnsi="Calibri" w:cs="Calibri"/>
+          <w:color w:val="222222"/>
+          <w:sz w:val="22"/>
+          <w:szCs w:val="22"/>
+          <w:highlight w:val="white"/>
+        </w:rPr>
+        <w:t xml:space="preserve">. </w:t>
+      </w:r>
+      <w:r>
+        <w:rPr>
+          <w:rFonts w:ascii="Calibri" w:eastAsia="Calibri" w:hAnsi="Calibri" w:cs="Calibri"/>
+          <w:color w:val="222222"/>
+          <w:sz w:val="22"/>
+          <w:szCs w:val="22"/>
+          <w:highlight w:val="white"/>
+        </w:rPr>
+        <w:t xml:space="preserve">Only identified NRU personnel have access to these data, and every login is registered. </w:t>
+      </w:r>
+      <w:r>
+        <w:rPr>
+          <w:rFonts w:ascii="Calibri" w:eastAsia="Calibri" w:hAnsi="Calibri" w:cs="Calibri"/>
+          <w:color w:val="222222"/>
+          <w:sz w:val="22"/>
+          <w:szCs w:val="22"/>
+        </w:rPr>
         <w:t>NRU</w:t>
       </w:r>
       <w:r>
@@ -5240,9 +5061,18 @@
           <w:color w:val="222222"/>
           <w:sz w:val="22"/>
           <w:szCs w:val="22"/>
+        </w:rPr>
+        <w:t xml:space="preserve"> does not accept Institution Dataset constituted entirely of medical records</w:t>
+      </w:r>
+      <w:r>
+        <w:rPr>
+          <w:rFonts w:ascii="Calibri" w:eastAsia="Calibri" w:hAnsi="Calibri" w:cs="Calibri"/>
+          <w:color w:val="222222"/>
+          <w:sz w:val="22"/>
+          <w:szCs w:val="22"/>
           <w:highlight w:val="white"/>
         </w:rPr>
-        <w:t xml:space="preserve"> will </w:t>
+        <w:t xml:space="preserve">. In case Institution has requested </w:t>
       </w:r>
       <w:r>
         <w:rPr>
@@ -5252,7 +5082,7 @@
           <w:szCs w:val="22"/>
           <w:highlight w:val="white"/>
         </w:rPr>
-        <w:t>performed requested services included but not necessarily limited to</w:t>
+        <w:t>NRU</w:t>
       </w:r>
       <w:r>
         <w:rPr>
@@ -5262,7 +5092,7 @@
           <w:szCs w:val="22"/>
           <w:highlight w:val="white"/>
         </w:rPr>
-        <w:t xml:space="preserve"> quality control</w:t>
+        <w:t xml:space="preserve"> to perform the pseudonymization and BIDS-curation on their behalf (see below), Institution will instead upload raw Institution Data and then </w:t>
       </w:r>
       <w:r>
         <w:rPr>
@@ -5272,7 +5102,7 @@
           <w:szCs w:val="22"/>
           <w:highlight w:val="white"/>
         </w:rPr>
-        <w:t xml:space="preserve">, </w:t>
+        <w:t>NRU</w:t>
       </w:r>
       <w:r>
         <w:rPr>
@@ -5282,7 +5112,7 @@
           <w:szCs w:val="22"/>
           <w:highlight w:val="white"/>
         </w:rPr>
-        <w:t xml:space="preserve">compliance check on all uploaded data to make sure that all datasets have been successfully pseudonymized and BIDS-curated by Institution before upload, </w:t>
+        <w:t xml:space="preserve"> will perform the needed processing steps (this does not include performing defacing, unless explicitly requested by Institution) to make all the uploaded datasets compliant and valid for further processing </w:t>
       </w:r>
       <w:r>
         <w:rPr>
@@ -5292,138 +5122,8 @@
           <w:szCs w:val="22"/>
           <w:highlight w:val="white"/>
         </w:rPr>
-        <w:t xml:space="preserve">metadata enhancement (e.g. metadata schemas for cross-referencing), </w:t>
-      </w:r>
-      <w:r>
-        <w:rPr>
-          <w:rFonts w:ascii="Calibri" w:eastAsia="Calibri" w:hAnsi="Calibri" w:cs="Calibri"/>
-          <w:color w:val="222222"/>
-          <w:sz w:val="22"/>
-          <w:szCs w:val="22"/>
-          <w:highlight w:val="white"/>
-        </w:rPr>
-        <w:t>and that they are accompanied by an associated DUA</w:t>
-      </w:r>
-      <w:r>
-        <w:rPr>
-          <w:rFonts w:ascii="Calibri" w:eastAsia="Calibri" w:hAnsi="Calibri" w:cs="Calibri"/>
-          <w:color w:val="222222"/>
-          <w:sz w:val="22"/>
-          <w:szCs w:val="22"/>
-          <w:highlight w:val="white"/>
-        </w:rPr>
-        <w:t>/SCC</w:t>
-      </w:r>
-      <w:r>
-        <w:rPr>
-          <w:rFonts w:ascii="Calibri" w:eastAsia="Calibri" w:hAnsi="Calibri" w:cs="Calibri"/>
-          <w:color w:val="222222"/>
-          <w:sz w:val="22"/>
-          <w:szCs w:val="22"/>
-          <w:highlight w:val="white"/>
-        </w:rPr>
-        <w:t xml:space="preserve">. </w:t>
-      </w:r>
-      <w:r>
-        <w:rPr>
-          <w:rFonts w:ascii="Calibri" w:eastAsia="Calibri" w:hAnsi="Calibri" w:cs="Calibri"/>
-          <w:color w:val="222222"/>
-          <w:sz w:val="22"/>
-          <w:szCs w:val="22"/>
-          <w:highlight w:val="white"/>
-        </w:rPr>
-        <w:t xml:space="preserve">Only identified NRU personnel have access to these data, and every login is registered. </w:t>
-      </w:r>
-      <w:r>
-        <w:rPr>
-          <w:rFonts w:ascii="Calibri" w:eastAsia="Calibri" w:hAnsi="Calibri" w:cs="Calibri"/>
-          <w:color w:val="222222"/>
-          <w:sz w:val="22"/>
-          <w:szCs w:val="22"/>
-        </w:rPr>
-        <w:t>NRU</w:t>
-      </w:r>
-      <w:r>
-        <w:rPr>
-          <w:rFonts w:ascii="Calibri" w:eastAsia="Calibri" w:hAnsi="Calibri" w:cs="Calibri"/>
-          <w:color w:val="222222"/>
-          <w:sz w:val="22"/>
-          <w:szCs w:val="22"/>
-        </w:rPr>
-        <w:t xml:space="preserve"> does not accept Institution Dataset constituted entirely of medical records</w:t>
-      </w:r>
-      <w:r>
-        <w:rPr>
-          <w:rFonts w:ascii="Calibri" w:eastAsia="Calibri" w:hAnsi="Calibri" w:cs="Calibri"/>
-          <w:color w:val="222222"/>
-          <w:sz w:val="22"/>
-          <w:szCs w:val="22"/>
-          <w:highlight w:val="white"/>
-        </w:rPr>
-        <w:t xml:space="preserve">. In case Institution has requested </w:t>
-      </w:r>
-      <w:r>
-        <w:rPr>
-          <w:rFonts w:ascii="Calibri" w:eastAsia="Calibri" w:hAnsi="Calibri" w:cs="Calibri"/>
-          <w:color w:val="222222"/>
-          <w:sz w:val="22"/>
-          <w:szCs w:val="22"/>
-          <w:highlight w:val="white"/>
-        </w:rPr>
-        <w:t>NRU</w:t>
-      </w:r>
-      <w:r>
-        <w:rPr>
-          <w:rFonts w:ascii="Calibri" w:eastAsia="Calibri" w:hAnsi="Calibri" w:cs="Calibri"/>
-          <w:color w:val="222222"/>
-          <w:sz w:val="22"/>
-          <w:szCs w:val="22"/>
-          <w:highlight w:val="white"/>
-        </w:rPr>
-        <w:t xml:space="preserve"> to perform the pseudonymization and BIDS-curation on their behalf (see below), Institution will instead upload raw Institution Data and then </w:t>
-      </w:r>
-      <w:r>
-        <w:rPr>
-          <w:rFonts w:ascii="Calibri" w:eastAsia="Calibri" w:hAnsi="Calibri" w:cs="Calibri"/>
-          <w:color w:val="222222"/>
-          <w:sz w:val="22"/>
-          <w:szCs w:val="22"/>
-          <w:highlight w:val="white"/>
-        </w:rPr>
-        <w:t>NRU</w:t>
-      </w:r>
-      <w:r>
-        <w:rPr>
-          <w:rFonts w:ascii="Calibri" w:eastAsia="Calibri" w:hAnsi="Calibri" w:cs="Calibri"/>
-          <w:color w:val="222222"/>
-          <w:sz w:val="22"/>
-          <w:szCs w:val="22"/>
-          <w:highlight w:val="white"/>
-        </w:rPr>
-        <w:t xml:space="preserve"> will perform the needed processing steps (this does not include performing defacing, unless explicitly requested by Institution) to make all the uploaded datasets compliant and valid for further processing </w:t>
-      </w:r>
-      <w:r>
-        <w:rPr>
-          <w:rFonts w:ascii="Calibri" w:eastAsia="Calibri" w:hAnsi="Calibri" w:cs="Calibri"/>
-          <w:color w:val="222222"/>
-          <w:sz w:val="22"/>
-          <w:szCs w:val="22"/>
-          <w:highlight w:val="white"/>
-        </w:rPr>
-        <w:t>Public-</w:t>
-      </w:r>
-      <w:proofErr w:type="spellStart"/>
-      <w:r>
-        <w:rPr>
-          <w:rFonts w:ascii="Calibri" w:eastAsia="Calibri" w:hAnsi="Calibri" w:cs="Calibri"/>
-          <w:color w:val="222222"/>
-          <w:sz w:val="22"/>
-          <w:szCs w:val="22"/>
-          <w:highlight w:val="white"/>
-        </w:rPr>
-        <w:t>nEUro</w:t>
-      </w:r>
-      <w:proofErr w:type="spellEnd"/>
+        <w:t>Public-nEUro</w:t>
+      </w:r>
       <w:r>
         <w:rPr>
           <w:rFonts w:ascii="Calibri" w:eastAsia="Calibri" w:hAnsi="Calibri" w:cs="Calibri"/>
@@ -5505,7 +5205,6 @@
           <w:szCs w:val="22"/>
         </w:rPr>
       </w:pPr>
-      <w:proofErr w:type="spellStart"/>
       <w:r>
         <w:rPr>
           <w:rFonts w:ascii="Calibri" w:eastAsia="Calibri" w:hAnsi="Calibri" w:cs="Calibri"/>
@@ -5516,7 +5215,6 @@
         </w:rPr>
         <w:t>Dataset_name</w:t>
       </w:r>
-      <w:proofErr w:type="spellEnd"/>
     </w:p>
     <w:p>
       <w:pPr>
@@ -6529,29 +6227,7 @@
           <w:szCs w:val="22"/>
           <w:highlight w:val="white"/>
         </w:rPr>
-        <w:t xml:space="preserve">SCC signature before </w:t>
-      </w:r>
-      <w:proofErr w:type="spellStart"/>
-      <w:r>
-        <w:rPr>
-          <w:rFonts w:ascii="Calibri" w:eastAsia="Calibri" w:hAnsi="Calibri" w:cs="Calibri"/>
-          <w:color w:val="222222"/>
-          <w:sz w:val="22"/>
-          <w:szCs w:val="22"/>
-          <w:highlight w:val="white"/>
-        </w:rPr>
-        <w:t>PublicnEuro</w:t>
-      </w:r>
-      <w:proofErr w:type="spellEnd"/>
-      <w:r>
-        <w:rPr>
-          <w:rFonts w:ascii="Calibri" w:eastAsia="Calibri" w:hAnsi="Calibri" w:cs="Calibri"/>
-          <w:color w:val="222222"/>
-          <w:sz w:val="22"/>
-          <w:szCs w:val="22"/>
-          <w:highlight w:val="white"/>
-        </w:rPr>
-        <w:t xml:space="preserve"> gives access to the data</w:t>
+        <w:t>SCC signature before PublicnEuro gives access to the data</w:t>
       </w:r>
       <w:r>
         <w:rPr>
@@ -6912,27 +6588,7 @@
           <w:sz w:val="22"/>
           <w:szCs w:val="22"/>
         </w:rPr>
-        <w:t xml:space="preserve">of </w:t>
-      </w:r>
-      <w:proofErr w:type="spellStart"/>
-      <w:r>
-        <w:rPr>
-          <w:rFonts w:ascii="Calibri" w:eastAsia="Calibri" w:hAnsi="Calibri" w:cs="Calibri"/>
-          <w:color w:val="222222"/>
-          <w:sz w:val="22"/>
-          <w:szCs w:val="22"/>
-        </w:rPr>
-        <w:t>PublicNeuro</w:t>
-      </w:r>
-      <w:proofErr w:type="spellEnd"/>
-      <w:r>
-        <w:rPr>
-          <w:rFonts w:ascii="Calibri" w:eastAsia="Calibri" w:hAnsi="Calibri" w:cs="Calibri"/>
-          <w:color w:val="222222"/>
-          <w:sz w:val="22"/>
-          <w:szCs w:val="22"/>
-        </w:rPr>
-        <w:t xml:space="preserve"> </w:t>
+        <w:t xml:space="preserve">of PublicNeuro </w:t>
       </w:r>
       <w:r>
         <w:rPr>
@@ -7962,9 +7618,26 @@
           <w:sz w:val="22"/>
           <w:szCs w:val="22"/>
         </w:rPr>
-        <w:t xml:space="preserve"> new user must register on Public-</w:t>
-      </w:r>
-      <w:proofErr w:type="spellStart"/>
+        <w:t xml:space="preserve"> new user must register on Public-nEUro giving a password for future login. In conformity with best practices, any new access will also require a One-Time Password generated by a third party thus minimizing risks of giving access to an unidentified third person. All new user registrations will be manually handled by a member of the Public-nEUro team, who will ensure that the provided user information is valid. First upon manual approval of the new user, the new user will have a valid status and get access to </w:t>
+      </w:r>
+      <w:r>
+        <w:rPr>
+          <w:rFonts w:ascii="Calibri" w:eastAsia="Calibri" w:hAnsi="Calibri" w:cs="Calibri"/>
+          <w:color w:val="000000"/>
+          <w:sz w:val="22"/>
+          <w:szCs w:val="22"/>
+        </w:rPr>
+        <w:t>Public</w:t>
+      </w:r>
+      <w:r>
+        <w:rPr>
+          <w:rFonts w:ascii="Calibri" w:eastAsia="Calibri" w:hAnsi="Calibri" w:cs="Calibri"/>
+          <w:color w:val="000000"/>
+          <w:sz w:val="22"/>
+          <w:szCs w:val="22"/>
+        </w:rPr>
+        <w:t>-</w:t>
+      </w:r>
       <w:r>
         <w:rPr>
           <w:rFonts w:ascii="Calibri" w:eastAsia="Calibri" w:hAnsi="Calibri" w:cs="Calibri"/>
@@ -7974,67 +7647,6 @@
         </w:rPr>
         <w:t>nEUro</w:t>
       </w:r>
-      <w:proofErr w:type="spellEnd"/>
-      <w:r>
-        <w:rPr>
-          <w:rFonts w:ascii="Calibri" w:eastAsia="Calibri" w:hAnsi="Calibri" w:cs="Calibri"/>
-          <w:color w:val="000000"/>
-          <w:sz w:val="22"/>
-          <w:szCs w:val="22"/>
-        </w:rPr>
-        <w:t xml:space="preserve"> giving a password for future login. In conformity with best practices, any new access will also require a One-Time Password generated by a third party thus minimizing risks of giving access to an unidentified third person. All new user registrations will be manually handled by a member of the Public-</w:t>
-      </w:r>
-      <w:proofErr w:type="spellStart"/>
-      <w:r>
-        <w:rPr>
-          <w:rFonts w:ascii="Calibri" w:eastAsia="Calibri" w:hAnsi="Calibri" w:cs="Calibri"/>
-          <w:color w:val="000000"/>
-          <w:sz w:val="22"/>
-          <w:szCs w:val="22"/>
-        </w:rPr>
-        <w:t>nEUro</w:t>
-      </w:r>
-      <w:proofErr w:type="spellEnd"/>
-      <w:r>
-        <w:rPr>
-          <w:rFonts w:ascii="Calibri" w:eastAsia="Calibri" w:hAnsi="Calibri" w:cs="Calibri"/>
-          <w:color w:val="000000"/>
-          <w:sz w:val="22"/>
-          <w:szCs w:val="22"/>
-        </w:rPr>
-        <w:t xml:space="preserve"> team, who will ensure that the provided user information is valid. First upon manual approval of the new user, the new user will have a valid status and get access to </w:t>
-      </w:r>
-      <w:proofErr w:type="gramStart"/>
-      <w:r>
-        <w:rPr>
-          <w:rFonts w:ascii="Calibri" w:eastAsia="Calibri" w:hAnsi="Calibri" w:cs="Calibri"/>
-          <w:color w:val="000000"/>
-          <w:sz w:val="22"/>
-          <w:szCs w:val="22"/>
-        </w:rPr>
-        <w:t>Public</w:t>
-      </w:r>
-      <w:r>
-        <w:rPr>
-          <w:rFonts w:ascii="Calibri" w:eastAsia="Calibri" w:hAnsi="Calibri" w:cs="Calibri"/>
-          <w:color w:val="000000"/>
-          <w:sz w:val="22"/>
-          <w:szCs w:val="22"/>
-        </w:rPr>
-        <w:t>-</w:t>
-      </w:r>
-      <w:proofErr w:type="spellStart"/>
-      <w:r>
-        <w:rPr>
-          <w:rFonts w:ascii="Calibri" w:eastAsia="Calibri" w:hAnsi="Calibri" w:cs="Calibri"/>
-          <w:color w:val="000000"/>
-          <w:sz w:val="22"/>
-          <w:szCs w:val="22"/>
-        </w:rPr>
-        <w:t>nEUro</w:t>
-      </w:r>
-      <w:proofErr w:type="spellEnd"/>
-      <w:proofErr w:type="gramEnd"/>
       <w:r>
         <w:rPr>
           <w:rFonts w:ascii="Calibri" w:eastAsia="Calibri" w:hAnsi="Calibri" w:cs="Calibri"/>
@@ -8120,27 +7732,7 @@
           <w:sz w:val="22"/>
           <w:szCs w:val="22"/>
         </w:rPr>
-        <w:t xml:space="preserve"> A general possible risk associated with sharing pseudonymized data is re-identification. Since users interested in the released Institution Data are requested to register with Public-</w:t>
-      </w:r>
-      <w:proofErr w:type="spellStart"/>
-      <w:r>
-        <w:rPr>
-          <w:rFonts w:ascii="Calibri" w:eastAsia="Calibri" w:hAnsi="Calibri" w:cs="Calibri"/>
-          <w:color w:val="000000"/>
-          <w:sz w:val="22"/>
-          <w:szCs w:val="22"/>
-        </w:rPr>
-        <w:t>nEUro</w:t>
-      </w:r>
-      <w:proofErr w:type="spellEnd"/>
-      <w:r>
-        <w:rPr>
-          <w:rFonts w:ascii="Calibri" w:eastAsia="Calibri" w:hAnsi="Calibri" w:cs="Calibri"/>
-          <w:color w:val="000000"/>
-          <w:sz w:val="22"/>
-          <w:szCs w:val="22"/>
-        </w:rPr>
-        <w:t xml:space="preserve"> and to sign the DUA associated with the Institution Data, the DUA must state that users are not allowed to attempt to re-identify participants. The risk of re-identification and of potential harm is low since a high level of expertise is required to analyse and interpret biomedical and imaging datasets. Institution has the responsibility for the DUA being lawful, while </w:t>
+        <w:t xml:space="preserve"> A general possible risk associated with sharing pseudonymized data is re-identification. Since users interested in the released Institution Data are requested to register with Public-nEUro and to sign the DUA associated with the Institution Data, the DUA must state that users are not allowed to attempt to re-identify participants. The risk of re-identification and of potential harm is low since a high level of expertise is required to analyse and interpret biomedical and imaging datasets. Institution has the responsibility for the DUA being lawful, while </w:t>
       </w:r>
       <w:r>
         <w:rPr>
@@ -8178,7 +7770,6 @@
         </w:rPr>
         <w:t xml:space="preserve"> can revoke access to </w:t>
       </w:r>
-      <w:proofErr w:type="gramStart"/>
       <w:r>
         <w:rPr>
           <w:rFonts w:ascii="Calibri" w:eastAsia="Calibri" w:hAnsi="Calibri" w:cs="Calibri"/>
@@ -8197,26 +7788,14 @@
         </w:rPr>
         <w:t>-</w:t>
       </w:r>
-      <w:proofErr w:type="spellStart"/>
-      <w:r>
-        <w:rPr>
-          <w:rFonts w:ascii="Calibri" w:eastAsia="Calibri" w:hAnsi="Calibri" w:cs="Calibri"/>
-          <w:color w:val="000000"/>
-          <w:sz w:val="22"/>
-          <w:szCs w:val="22"/>
-        </w:rPr>
-        <w:t>nEUro</w:t>
-      </w:r>
-      <w:proofErr w:type="spellEnd"/>
-      <w:proofErr w:type="gramEnd"/>
-      <w:r>
-        <w:rPr>
-          <w:rFonts w:ascii="Calibri" w:eastAsia="Calibri" w:hAnsi="Calibri" w:cs="Calibri"/>
-          <w:color w:val="000000"/>
-          <w:sz w:val="22"/>
-          <w:szCs w:val="22"/>
-        </w:rPr>
-        <w:t xml:space="preserve"> </w:t>
+      <w:r>
+        <w:rPr>
+          <w:rFonts w:ascii="Calibri" w:eastAsia="Calibri" w:hAnsi="Calibri" w:cs="Calibri"/>
+          <w:color w:val="000000"/>
+          <w:sz w:val="22"/>
+          <w:szCs w:val="22"/>
+        </w:rPr>
+        <w:t xml:space="preserve">nEUro </w:t>
       </w:r>
       <w:r>
         <w:rPr>
@@ -8334,7 +7913,7 @@
         </w:rPr>
         <w:t>Computerome (</w:t>
       </w:r>
-      <w:hyperlink r:id="rId15" w:history="1">
+      <w:hyperlink r:id="rId16" w:history="1">
         <w:r>
           <w:rPr>
             <w:rStyle w:val="Hyperlink"/>
@@ -8352,27 +7931,7 @@
           <w:sz w:val="22"/>
           <w:szCs w:val="22"/>
         </w:rPr>
-        <w:t xml:space="preserve">), the Danish National life science supercomputing </w:t>
-      </w:r>
-      <w:proofErr w:type="spellStart"/>
-      <w:r>
-        <w:rPr>
-          <w:rFonts w:ascii="Calibri" w:eastAsia="Calibri" w:hAnsi="Calibri" w:cs="Calibri"/>
-          <w:color w:val="000000"/>
-          <w:sz w:val="22"/>
-          <w:szCs w:val="22"/>
-        </w:rPr>
-        <w:t>center</w:t>
-      </w:r>
-      <w:proofErr w:type="spellEnd"/>
-      <w:r>
-        <w:rPr>
-          <w:rFonts w:ascii="Calibri" w:eastAsia="Calibri" w:hAnsi="Calibri" w:cs="Calibri"/>
-          <w:color w:val="000000"/>
-          <w:sz w:val="22"/>
-          <w:szCs w:val="22"/>
-        </w:rPr>
-        <w:t>. Computerome</w:t>
+        <w:t>), the Danish National life science supercomputing center. Computerome</w:t>
       </w:r>
       <w:r>
         <w:rPr>
@@ -8482,7 +8041,7 @@
         </w:rPr>
         <w:t xml:space="preserve"> (see </w:t>
       </w:r>
-      <w:hyperlink r:id="rId16" w:history="1">
+      <w:hyperlink r:id="rId17" w:history="1">
         <w:r>
           <w:rPr>
             <w:rStyle w:val="Hyperlink"/>
@@ -8752,29 +8311,7 @@
           <w:szCs w:val="22"/>
           <w:highlight w:val="white"/>
         </w:rPr>
-        <w:t xml:space="preserve">The parties have agreed that services can be terminated earlier than the end date </w:t>
-      </w:r>
-      <w:proofErr w:type="spellStart"/>
-      <w:r>
-        <w:rPr>
-          <w:rFonts w:ascii="Calibri" w:eastAsia="Calibri" w:hAnsi="Calibri" w:cs="Calibri"/>
-          <w:color w:val="222222"/>
-          <w:sz w:val="22"/>
-          <w:szCs w:val="22"/>
-          <w:highlight w:val="white"/>
-        </w:rPr>
-        <w:t>i</w:t>
-      </w:r>
-      <w:proofErr w:type="spellEnd"/>
-      <w:r>
-        <w:rPr>
-          <w:rFonts w:ascii="Calibri" w:eastAsia="Calibri" w:hAnsi="Calibri" w:cs="Calibri"/>
-          <w:color w:val="222222"/>
-          <w:sz w:val="22"/>
-          <w:szCs w:val="22"/>
-          <w:highlight w:val="white"/>
-        </w:rPr>
-        <w:t xml:space="preserve">) </w:t>
+        <w:t xml:space="preserve">The parties have agreed that services can be terminated earlier than the end date i) </w:t>
       </w:r>
       <w:r>
         <w:rPr>
@@ -8956,29 +8493,7 @@
           <w:szCs w:val="22"/>
           <w:highlight w:val="white"/>
         </w:rPr>
-        <w:t xml:space="preserve"> will remove the Institution Data from the cloud. For the new agreement to be drawn, warm storage or archiving will be offered. Archiving still offers data </w:t>
-      </w:r>
-      <w:proofErr w:type="gramStart"/>
-      <w:r>
-        <w:rPr>
-          <w:rFonts w:ascii="Calibri" w:eastAsia="Calibri" w:hAnsi="Calibri" w:cs="Calibri"/>
-          <w:color w:val="222222"/>
-          <w:sz w:val="22"/>
-          <w:szCs w:val="22"/>
-          <w:highlight w:val="white"/>
-        </w:rPr>
-        <w:t>access</w:t>
-      </w:r>
-      <w:proofErr w:type="gramEnd"/>
-      <w:r>
-        <w:rPr>
-          <w:rFonts w:ascii="Calibri" w:eastAsia="Calibri" w:hAnsi="Calibri" w:cs="Calibri"/>
-          <w:color w:val="222222"/>
-          <w:sz w:val="22"/>
-          <w:szCs w:val="22"/>
-          <w:highlight w:val="white"/>
-        </w:rPr>
-        <w:t xml:space="preserve"> but data are not immediately available to users and can take several days. It has the advantage of offering a cheap storage solution for datasets not downloaded frequently. In the cases of data returned to Institution or a new agreement with archival, </w:t>
+        <w:t xml:space="preserve"> will remove the Institution Data from the cloud. For the new agreement to be drawn, warm storage or archiving will be offered. Archiving still offers data access but data are not immediately available to users and can take several days. It has the advantage of offering a cheap storage solution for datasets not downloaded frequently. In the cases of data returned to Institution or a new agreement with archival, </w:t>
       </w:r>
       <w:r>
         <w:rPr>
@@ -9264,25 +8779,7 @@
           <w:sz w:val="22"/>
           <w:szCs w:val="22"/>
         </w:rPr>
-        <w:t xml:space="preserve">Invoices shall be issued to Institution via email </w:t>
-      </w:r>
-      <w:proofErr w:type="gramStart"/>
-      <w:r>
-        <w:rPr>
-          <w:rFonts w:ascii="Calibri" w:eastAsia="Calibri" w:hAnsi="Calibri" w:cs="Calibri"/>
-          <w:sz w:val="22"/>
-          <w:szCs w:val="22"/>
-        </w:rPr>
-        <w:t>to:</w:t>
-      </w:r>
-      <w:proofErr w:type="gramEnd"/>
-      <w:r>
-        <w:rPr>
-          <w:rFonts w:ascii="Calibri" w:eastAsia="Calibri" w:hAnsi="Calibri" w:cs="Calibri"/>
-          <w:sz w:val="22"/>
-          <w:szCs w:val="22"/>
-        </w:rPr>
-        <w:t xml:space="preserve"> </w:t>
+        <w:t xml:space="preserve">Invoices shall be issued to Institution via email to: </w:t>
       </w:r>
       <w:r>
         <w:rPr>
@@ -10140,15 +9637,40 @@
           <w:szCs w:val="22"/>
           <w:highlight w:val="white"/>
         </w:rPr>
-        <w:t xml:space="preserve">Open data sharing (no access control)       </w:t>
-      </w:r>
-      <w:r>
-        <w:rPr>
-          <w:rFonts w:ascii="Calibri" w:eastAsia="Calibri" w:hAnsi="Calibri" w:cs="Calibri"/>
-          <w:sz w:val="22"/>
-          <w:szCs w:val="22"/>
-        </w:rPr>
-        <w:t xml:space="preserve">                                                                             </w:t>
+        <w:t xml:space="preserve">Data User Agreement Preparation / Consultation </w:t>
+      </w:r>
+      <w:r>
+        <w:rPr>
+          <w:rFonts w:ascii="Calibri" w:eastAsia="Calibri" w:hAnsi="Calibri" w:cs="Calibri"/>
+          <w:sz w:val="22"/>
+          <w:szCs w:val="22"/>
+        </w:rPr>
+        <w:tab/>
+      </w:r>
+      <w:r>
+        <w:rPr>
+          <w:rFonts w:ascii="Calibri" w:eastAsia="Calibri" w:hAnsi="Calibri" w:cs="Calibri"/>
+          <w:sz w:val="22"/>
+          <w:szCs w:val="22"/>
+        </w:rPr>
+        <w:tab/>
+      </w:r>
+      <w:r>
+        <w:rPr>
+          <w:rFonts w:ascii="Calibri" w:eastAsia="Calibri" w:hAnsi="Calibri" w:cs="Calibri"/>
+          <w:sz w:val="22"/>
+          <w:szCs w:val="22"/>
+        </w:rPr>
+        <w:tab/>
+      </w:r>
+      <w:r>
+        <w:rPr>
+          <w:rFonts w:ascii="Calibri" w:eastAsia="Calibri" w:hAnsi="Calibri" w:cs="Calibri"/>
+          <w:sz w:val="22"/>
+          <w:szCs w:val="22"/>
+        </w:rPr>
+        <w:tab/>
+        <w:t xml:space="preserve">            </w:t>
       </w:r>
       <w:r>
         <w:rPr>
@@ -10158,7 +9680,27 @@
           <w:sz w:val="22"/>
           <w:szCs w:val="22"/>
         </w:rPr>
-        <w:t>0 DKK</w:t>
+        <w:t>500</w:t>
+      </w:r>
+      <w:r>
+        <w:rPr>
+          <w:rFonts w:ascii="Calibri" w:eastAsia="Calibri" w:hAnsi="Calibri" w:cs="Calibri"/>
+          <w:b/>
+          <w:bCs/>
+          <w:sz w:val="22"/>
+          <w:szCs w:val="22"/>
+        </w:rPr>
+        <w:t xml:space="preserve"> DKK</w:t>
+      </w:r>
+      <w:r>
+        <w:rPr>
+          <w:rFonts w:ascii="Calibri" w:eastAsia="Calibri" w:hAnsi="Calibri" w:cs="Calibri"/>
+          <w:b/>
+          <w:bCs/>
+          <w:sz w:val="22"/>
+          <w:szCs w:val="22"/>
+        </w:rPr>
+        <w:t>/hour</w:t>
       </w:r>
     </w:p>
     <w:p>
@@ -11109,27 +10651,7 @@
           <w:sz w:val="22"/>
           <w:szCs w:val="22"/>
         </w:rPr>
-        <w:t xml:space="preserve">The Data Processing Agreement is part of the Data Controller’s instructions to the Data Processor. The Data Processor processes personal data on behalf of the Data </w:t>
-      </w:r>
-      <w:proofErr w:type="gramStart"/>
-      <w:r>
-        <w:rPr>
-          <w:rFonts w:ascii="Calibri" w:eastAsia="Calibri" w:hAnsi="Calibri" w:cs="Calibri"/>
-          <w:color w:val="000000"/>
-          <w:sz w:val="22"/>
-          <w:szCs w:val="22"/>
-        </w:rPr>
-        <w:t>Controller, and</w:t>
-      </w:r>
-      <w:proofErr w:type="gramEnd"/>
-      <w:r>
-        <w:rPr>
-          <w:rFonts w:ascii="Calibri" w:eastAsia="Calibri" w:hAnsi="Calibri" w:cs="Calibri"/>
-          <w:color w:val="000000"/>
-          <w:sz w:val="22"/>
-          <w:szCs w:val="22"/>
-        </w:rPr>
-        <w:t xml:space="preserve"> must not process personal data covered by the Data Processing Agreement for own purposes, except as described in the Principal Agreement.</w:t>
+        <w:t>The Data Processing Agreement is part of the Data Controller’s instructions to the Data Processor. The Data Processor processes personal data on behalf of the Data Controller, and must not process personal data covered by the Data Processing Agreement for own purposes, except as described in the Principal Agreement.</w:t>
       </w:r>
     </w:p>
     <w:p>
@@ -12433,27 +11955,7 @@
           <w:sz w:val="22"/>
           <w:szCs w:val="22"/>
         </w:rPr>
-        <w:t xml:space="preserve">If a transfer of personal data to a sub-processor in a third country, as outlined in clause 6.3, is based on the EU Commission’s Standard Contractual Clauses, the EU Commission’s Standard Contractual Clauses take precedence over the terms in the Data Processing Agreement for that specific transfer of personal data to the sub-processor. However, any requirements or obligations imposed on the Data Processor by the Data Processing </w:t>
-      </w:r>
-      <w:proofErr w:type="gramStart"/>
-      <w:r>
-        <w:rPr>
-          <w:rFonts w:ascii="Calibri" w:eastAsia="Calibri" w:hAnsi="Calibri" w:cs="Calibri"/>
-          <w:color w:val="000000"/>
-          <w:sz w:val="22"/>
-          <w:szCs w:val="22"/>
-        </w:rPr>
-        <w:t>Agreement</w:t>
-      </w:r>
-      <w:proofErr w:type="gramEnd"/>
-      <w:r>
-        <w:rPr>
-          <w:rFonts w:ascii="Calibri" w:eastAsia="Calibri" w:hAnsi="Calibri" w:cs="Calibri"/>
-          <w:color w:val="000000"/>
-          <w:sz w:val="22"/>
-          <w:szCs w:val="22"/>
-        </w:rPr>
-        <w:t xml:space="preserve"> and which are more onerous or which put the data subjects in a better position will still apply.</w:t>
+        <w:t>If a transfer of personal data to a sub-processor in a third country, as outlined in clause 6.3, is based on the EU Commission’s Standard Contractual Clauses, the EU Commission’s Standard Contractual Clauses take precedence over the terms in the Data Processing Agreement for that specific transfer of personal data to the sub-processor. However, any requirements or obligations imposed on the Data Processor by the Data Processing Agreement and which are more onerous or which put the data subjects in a better position will still apply.</w:t>
       </w:r>
     </w:p>
     <w:p>
@@ -12599,27 +12101,7 @@
           <w:sz w:val="22"/>
           <w:szCs w:val="22"/>
         </w:rPr>
-        <w:t xml:space="preserve">The Data Processor must make available to the Data Controller all information necessary to demonstrate compliance with the General Data Protection Legislation and the Data Processing </w:t>
-      </w:r>
-      <w:proofErr w:type="gramStart"/>
-      <w:r>
-        <w:rPr>
-          <w:rFonts w:ascii="Calibri" w:eastAsia="Calibri" w:hAnsi="Calibri" w:cs="Calibri"/>
-          <w:color w:val="000000"/>
-          <w:sz w:val="22"/>
-          <w:szCs w:val="22"/>
-        </w:rPr>
-        <w:t>Agreement, and</w:t>
-      </w:r>
-      <w:proofErr w:type="gramEnd"/>
-      <w:r>
-        <w:rPr>
-          <w:rFonts w:ascii="Calibri" w:eastAsia="Calibri" w:hAnsi="Calibri" w:cs="Calibri"/>
-          <w:color w:val="000000"/>
-          <w:sz w:val="22"/>
-          <w:szCs w:val="22"/>
-        </w:rPr>
-        <w:t xml:space="preserve"> must allow for and contribute to audits and inspections carried out by the Data Controller or another auditor authorised by the Data Controller.</w:t>
+        <w:t>The Data Processor must make available to the Data Controller all information necessary to demonstrate compliance with the General Data Protection Legislation and the Data Processing Agreement, and must allow for and contribute to audits and inspections carried out by the Data Controller or another auditor authorised by the Data Controller.</w:t>
       </w:r>
     </w:p>
     <w:p>
@@ -13222,47 +12704,7 @@
           <w:sz w:val="22"/>
           <w:szCs w:val="22"/>
         </w:rPr>
-        <w:t xml:space="preserve">The Data Processor must assist the Data Controller as much as possible with the fulfilment of the Data Controller’s obligation to respond to requests for the exercise of the data subjects’ rights under chapter 3 of the General Data Protection Regulation, by providing appropriate technical and organisational assistance without unnecessary </w:t>
-      </w:r>
-      <w:proofErr w:type="gramStart"/>
-      <w:r>
-        <w:rPr>
-          <w:rFonts w:ascii="Calibri" w:eastAsia="Calibri" w:hAnsi="Calibri" w:cs="Calibri"/>
-          <w:color w:val="000000"/>
-          <w:sz w:val="22"/>
-          <w:szCs w:val="22"/>
-        </w:rPr>
-        <w:t>delay, and</w:t>
-      </w:r>
-      <w:proofErr w:type="gramEnd"/>
-      <w:r>
-        <w:rPr>
-          <w:rFonts w:ascii="Calibri" w:eastAsia="Calibri" w:hAnsi="Calibri" w:cs="Calibri"/>
-          <w:color w:val="000000"/>
-          <w:sz w:val="22"/>
-          <w:szCs w:val="22"/>
-        </w:rPr>
-        <w:t xml:space="preserve"> </w:t>
-      </w:r>
-      <w:proofErr w:type="gramStart"/>
-      <w:r>
-        <w:rPr>
-          <w:rFonts w:ascii="Calibri" w:eastAsia="Calibri" w:hAnsi="Calibri" w:cs="Calibri"/>
-          <w:color w:val="000000"/>
-          <w:sz w:val="22"/>
-          <w:szCs w:val="22"/>
-        </w:rPr>
-        <w:t>taking into account</w:t>
-      </w:r>
-      <w:proofErr w:type="gramEnd"/>
-      <w:r>
-        <w:rPr>
-          <w:rFonts w:ascii="Calibri" w:eastAsia="Calibri" w:hAnsi="Calibri" w:cs="Calibri"/>
-          <w:color w:val="000000"/>
-          <w:sz w:val="22"/>
-          <w:szCs w:val="22"/>
-        </w:rPr>
-        <w:t xml:space="preserve"> the nature of the processing.</w:t>
+        <w:t>The Data Processor must assist the Data Controller as much as possible with the fulfilment of the Data Controller’s obligation to respond to requests for the exercise of the data subjects’ rights under chapter 3 of the General Data Protection Regulation, by providing appropriate technical and organisational assistance without unnecessary delay, and taking into account the nature of the processing.</w:t>
       </w:r>
     </w:p>
     <w:p>
@@ -13856,25 +13298,7 @@
           <w:sz w:val="22"/>
           <w:szCs w:val="22"/>
         </w:rPr>
-        <w:t>In the case of termination, cancellation or rescission of the Principal Agreement or the Data Processing Agreement, the Data Processor is obliged, at the request of the Data Controller, to provide termination assistance to the Data Controller until (</w:t>
-      </w:r>
-      <w:proofErr w:type="spellStart"/>
-      <w:r>
-        <w:rPr>
-          <w:rFonts w:asciiTheme="majorHAnsi" w:eastAsia="Calibri" w:hAnsiTheme="majorHAnsi" w:cstheme="majorHAnsi"/>
-          <w:sz w:val="22"/>
-          <w:szCs w:val="22"/>
-        </w:rPr>
-        <w:t>i</w:t>
-      </w:r>
-      <w:proofErr w:type="spellEnd"/>
-      <w:r>
-        <w:rPr>
-          <w:rFonts w:asciiTheme="majorHAnsi" w:eastAsia="Calibri" w:hAnsiTheme="majorHAnsi" w:cstheme="majorHAnsi"/>
-          <w:sz w:val="22"/>
-          <w:szCs w:val="22"/>
-        </w:rPr>
-        <w:t>) all personal data has been transferred to the Data Controller in an ordinary, recognised electronic format, and (ii) the services described in the Principal Agreement have been satisfactorily handed over to the Data Controller or a new supplier selected by the Data Controller. The Data Processor must continue to process personal data and to deliver the services in accordance with the Principal Agreement until a satisfactory handover has taken place.</w:t>
+        <w:t>In the case of termination, cancellation or rescission of the Principal Agreement or the Data Processing Agreement, the Data Processor is obliged, at the request of the Data Controller, to provide termination assistance to the Data Controller until (i) all personal data has been transferred to the Data Controller in an ordinary, recognised electronic format, and (ii) the services described in the Principal Agreement have been satisfactorily handed over to the Data Controller or a new supplier selected by the Data Controller. The Data Processor must continue to process personal data and to deliver the services in accordance with the Principal Agreement until a satisfactory handover has taken place.</w:t>
       </w:r>
     </w:p>
     <w:p>
@@ -15385,51 +14809,15 @@
           <w:sz w:val="22"/>
           <w:szCs w:val="22"/>
         </w:rPr>
-        <w:t xml:space="preserve"> Only identified personnel </w:t>
-      </w:r>
-      <w:proofErr w:type="gramStart"/>
-      <w:r>
-        <w:rPr>
-          <w:rFonts w:ascii="Calibri" w:eastAsia="Calibri" w:hAnsi="Calibri" w:cs="Calibri"/>
-          <w:sz w:val="22"/>
-          <w:szCs w:val="22"/>
-        </w:rPr>
-        <w:t>has</w:t>
-      </w:r>
-      <w:proofErr w:type="gramEnd"/>
-      <w:r>
-        <w:rPr>
-          <w:rFonts w:ascii="Calibri" w:eastAsia="Calibri" w:hAnsi="Calibri" w:cs="Calibri"/>
-          <w:sz w:val="22"/>
-          <w:szCs w:val="22"/>
-        </w:rPr>
-        <w:t xml:space="preserve"> access to </w:t>
-      </w:r>
-      <w:r>
-        <w:rPr>
-          <w:rFonts w:ascii="Calibri" w:eastAsia="Calibri" w:hAnsi="Calibri" w:cs="Calibri"/>
-          <w:sz w:val="22"/>
-          <w:szCs w:val="22"/>
-        </w:rPr>
-        <w:t xml:space="preserve">Institution’s data and each data access is  unique (i.e. each personnel </w:t>
-      </w:r>
-      <w:proofErr w:type="gramStart"/>
-      <w:r>
-        <w:rPr>
-          <w:rFonts w:ascii="Calibri" w:eastAsia="Calibri" w:hAnsi="Calibri" w:cs="Calibri"/>
-          <w:sz w:val="22"/>
-          <w:szCs w:val="22"/>
-        </w:rPr>
-        <w:t>has</w:t>
-      </w:r>
-      <w:proofErr w:type="gramEnd"/>
-      <w:r>
-        <w:rPr>
-          <w:rFonts w:ascii="Calibri" w:eastAsia="Calibri" w:hAnsi="Calibri" w:cs="Calibri"/>
-          <w:sz w:val="22"/>
-          <w:szCs w:val="22"/>
-        </w:rPr>
-        <w:t xml:space="preserve"> an account and must login to access, so that operations performed on data are uniquely identifiable).</w:t>
+        <w:t xml:space="preserve"> Only identified personnel has access to </w:t>
+      </w:r>
+      <w:r>
+        <w:rPr>
+          <w:rFonts w:ascii="Calibri" w:eastAsia="Calibri" w:hAnsi="Calibri" w:cs="Calibri"/>
+          <w:sz w:val="22"/>
+          <w:szCs w:val="22"/>
+        </w:rPr>
+        <w:t>Institution’s data and each data access is  unique (i.e. each personnel has an account and must login to access, so that operations performed on data are uniquely identifiable).</w:t>
       </w:r>
     </w:p>
     <w:p>
@@ -16313,25 +15701,7 @@
           <w:sz w:val="22"/>
           <w:szCs w:val="22"/>
         </w:rPr>
-        <w:t>.1. Public-</w:t>
-      </w:r>
-      <w:proofErr w:type="spellStart"/>
-      <w:r>
-        <w:rPr>
-          <w:rFonts w:ascii="Calibri" w:eastAsia="Calibri" w:hAnsi="Calibri" w:cs="Calibri"/>
-          <w:sz w:val="22"/>
-          <w:szCs w:val="22"/>
-        </w:rPr>
-        <w:t>nEUro</w:t>
-      </w:r>
-      <w:proofErr w:type="spellEnd"/>
-      <w:r>
-        <w:rPr>
-          <w:rFonts w:ascii="Calibri" w:eastAsia="Calibri" w:hAnsi="Calibri" w:cs="Calibri"/>
-          <w:sz w:val="22"/>
-          <w:szCs w:val="22"/>
-        </w:rPr>
-        <w:t xml:space="preserve"> users data access is regulated as per Schedule B.</w:t>
+        <w:t>.1. Public-nEUro users data access is regulated as per Schedule B.</w:t>
       </w:r>
     </w:p>
     <w:p>
@@ -17356,25 +16726,7 @@
           <w:sz w:val="22"/>
           <w:szCs w:val="22"/>
         </w:rPr>
-        <w:t xml:space="preserve">When disposing of equipment, the Data Processor must document the methods </w:t>
-      </w:r>
-      <w:proofErr w:type="gramStart"/>
-      <w:r>
-        <w:rPr>
-          <w:rFonts w:ascii="Calibri" w:eastAsia="Calibri" w:hAnsi="Calibri" w:cs="Calibri"/>
-          <w:sz w:val="22"/>
-          <w:szCs w:val="22"/>
-        </w:rPr>
-        <w:t>used, and</w:t>
-      </w:r>
-      <w:proofErr w:type="gramEnd"/>
-      <w:r>
-        <w:rPr>
-          <w:rFonts w:ascii="Calibri" w:eastAsia="Calibri" w:hAnsi="Calibri" w:cs="Calibri"/>
-          <w:sz w:val="22"/>
-          <w:szCs w:val="22"/>
-        </w:rPr>
-        <w:t xml:space="preserve"> be able to produce this documentation upon request.</w:t>
+        <w:t>When disposing of equipment, the Data Processor must document the methods used, and be able to produce this documentation upon request.</w:t>
       </w:r>
     </w:p>
     <w:p>
@@ -18463,8 +17815,8 @@
       </w:pPr>
     </w:p>
     <w:sectPr>
-      <w:footerReference w:type="even" r:id="rId17"/>
-      <w:footerReference w:type="default" r:id="rId18"/>
+      <w:footerReference w:type="even" r:id="rId18"/>
+      <w:footerReference w:type="default" r:id="rId19"/>
       <w:pgSz w:w="11906" w:h="16838"/>
       <w:pgMar w:top="993" w:right="1134" w:bottom="1701" w:left="1134" w:header="709" w:footer="709" w:gutter="0"/>
       <w:pgNumType w:start="1"/>
